--- a/public/tours/domestic/south_india/itineraries/3 Days Kerala Quick Escape.docx
+++ b/public/tours/domestic/south_india/itineraries/3 Days Kerala Quick Escape.docx
@@ -1,6 +1,6 @@
 
 <file path=word/document.xml><?xml version="1.0" encoding="utf-8"?>
-<w:document xmlns:wpc="http://schemas.microsoft.com/office/word/2010/wordprocessingCanvas" xmlns:cx="http://schemas.microsoft.com/office/drawing/2014/chartex" xmlns:cx1="http://schemas.microsoft.com/office/drawing/2015/9/8/chartex" xmlns:cx2="http://schemas.microsoft.com/office/drawing/2015/10/21/chartex" xmlns:cx3="http://schemas.microsoft.com/office/drawing/2016/5/9/chartex" xmlns:cx4="http://schemas.microsoft.com/office/drawing/2016/5/10/chartex" xmlns:cx5="http://schemas.microsoft.com/office/drawing/2016/5/11/chartex" xmlns:cx6="http://schemas.microsoft.com/office/drawing/2016/5/12/chartex" xmlns:cx7="http://schemas.microsoft.com/office/drawing/2016/5/13/chartex" xmlns:cx8="http://schemas.microsoft.com/office/drawing/2016/5/14/chartex" xmlns:mc="http://schemas.openxmlformats.org/markup-compatibility/2006" xmlns:aink="http://schemas.microsoft.com/office/drawing/2016/ink" xmlns:am3d="http://schemas.microsoft.com/office/drawing/2017/model3d" xmlns:o="urn:schemas-microsoft-com:office:office" xmlns:oel="http://schemas.microsoft.com/office/2019/extlst" xmlns:r="http://schemas.openxmlformats.org/officeDocument/2006/relationships" xmlns:m="http://schemas.openxmlformats.org/officeDocument/2006/math" xmlns:v="urn:schemas-microsoft-com:vml" xmlns:wp14="http://schemas.microsoft.com/office/word/2010/wordprocessingDrawing" xmlns:wp="http://schemas.openxmlformats.org/drawingml/2006/wordprocessingDrawing" xmlns:w10="urn:schemas-microsoft-com:office:word" xmlns:w="http://schemas.openxmlformats.org/wordprocessingml/2006/main" xmlns:w14="http://schemas.microsoft.com/office/word/2010/wordml" xmlns:w15="http://schemas.microsoft.com/office/word/2012/wordml" xmlns:w16cex="http://schemas.microsoft.com/office/word/2018/wordml/cex" xmlns:w16cid="http://schemas.microsoft.com/office/word/2016/wordml/cid" xmlns:w16="http://schemas.microsoft.com/office/word/2018/wordml" xmlns:w16du="http://schemas.microsoft.com/office/word/2023/wordml/word16du" xmlns:w16sdtdh="http://schemas.microsoft.com/office/word/2020/wordml/sdtdatahash" xmlns:w16sdtfl="http://schemas.microsoft.com/office/word/2024/wordml/sdtformatlock" xmlns:w16se="http://schemas.microsoft.com/office/word/2015/wordml/symex" xmlns:wpg="http://schemas.microsoft.com/office/word/2010/wordprocessingGroup" xmlns:wpi="http://schemas.microsoft.com/office/word/2010/wordprocessingInk" xmlns:wne="http://schemas.microsoft.com/office/word/2006/wordml" xmlns:wps="http://schemas.microsoft.com/office/word/2010/wordprocessingShape" mc:Ignorable="w14 w15 w16se w16cid w16 w16cex w16sdtdh w16sdtfl w16du wp14">
+<w:document xmlns:wpc="http://schemas.microsoft.com/office/word/2010/wordprocessingCanvas" xmlns:cx="http://schemas.microsoft.com/office/drawing/2014/chartex" xmlns:cx1="http://schemas.microsoft.com/office/drawing/2015/9/8/chartex" xmlns:cx2="http://schemas.microsoft.com/office/drawing/2015/10/21/chartex" xmlns:cx3="http://schemas.microsoft.com/office/drawing/2016/5/9/chartex" xmlns:cx4="http://schemas.microsoft.com/office/drawing/2016/5/10/chartex" xmlns:cx5="http://schemas.microsoft.com/office/drawing/2016/5/11/chartex" xmlns:cx6="http://schemas.microsoft.com/office/drawing/2016/5/12/chartex" xmlns:cx7="http://schemas.microsoft.com/office/drawing/2016/5/13/chartex" xmlns:cx8="http://schemas.microsoft.com/office/drawing/2016/5/14/chartex" xmlns:mc="http://schemas.openxmlformats.org/markup-compatibility/2006" xmlns:aink="http://schemas.microsoft.com/office/drawing/2016/ink" xmlns:am3d="http://schemas.microsoft.com/office/drawing/2017/model3d" xmlns:o="urn:schemas-microsoft-com:office:office" xmlns:r="http://schemas.openxmlformats.org/officeDocument/2006/relationships" xmlns:m="http://schemas.openxmlformats.org/officeDocument/2006/math" xmlns:v="urn:schemas-microsoft-com:vml" xmlns:wp14="http://schemas.microsoft.com/office/word/2010/wordprocessingDrawing" xmlns:wp="http://schemas.openxmlformats.org/drawingml/2006/wordprocessingDrawing" xmlns:w10="urn:schemas-microsoft-com:office:word" xmlns:w="http://schemas.openxmlformats.org/wordprocessingml/2006/main" xmlns:w14="http://schemas.microsoft.com/office/word/2010/wordml" xmlns:w15="http://schemas.microsoft.com/office/word/2012/wordml" xmlns:w16cid="http://schemas.microsoft.com/office/word/2016/wordml/cid" xmlns:w16se="http://schemas.microsoft.com/office/word/2015/wordml/symex" xmlns:wpg="http://schemas.microsoft.com/office/word/2010/wordprocessingGroup" xmlns:wpi="http://schemas.microsoft.com/office/word/2010/wordprocessingInk" xmlns:wne="http://schemas.microsoft.com/office/word/2006/wordml" xmlns:wps="http://schemas.microsoft.com/office/word/2010/wordprocessingShape" mc:Ignorable="w14 w15 w16se w16cid wp14">
   <w:body>
     <w:p>
       <w:pPr>
@@ -27,6 +27,26 @@
           <v:rect id="_x0000_i1025" style="width:0;height:1.5pt" o:hralign="center" o:hrstd="t" o:hr="t" fillcolor="#a0a0a0" stroked="f"/>
         </w:pict>
       </w:r>
+    </w:p>
+    <w:p>
+      <w:pPr>
+        <w:rPr>
+          <w:rFonts w:ascii="Arial" w:hAnsi="Arial" w:cs="Arial"/>
+          <w:b/>
+          <w:bCs/>
+          <w:lang w:val="en-IN"/>
+        </w:rPr>
+      </w:pPr>
+    </w:p>
+    <w:p>
+      <w:pPr>
+        <w:rPr>
+          <w:rFonts w:ascii="Arial" w:hAnsi="Arial" w:cs="Arial"/>
+          <w:lang w:val="en-IN"/>
+        </w:rPr>
+      </w:pPr>
+      <w:bookmarkStart w:id="0" w:name="_GoBack"/>
+      <w:bookmarkEnd w:id="0"/>
       <w:r>
         <w:rPr>
           <w:rFonts w:ascii="Arial" w:hAnsi="Arial" w:cs="Arial"/>
@@ -418,6 +438,78 @@
           <w:lang w:val="en-IN"/>
         </w:rPr>
         <w:pict w14:anchorId="361A6525">
+          <v:rect id="_x0000_i1029" style="width:0;height:1.5pt" o:hralign="center" o:hrstd="t" o:hr="t" fillcolor="#a0a0a0" stroked="f"/>
+        </w:pict>
+      </w:r>
+      <w:r>
+        <w:rPr>
+          <w:rFonts w:ascii="Arial" w:hAnsi="Arial" w:cs="Arial"/>
+          <w:b/>
+          <w:bCs/>
+          <w:lang w:val="en-IN"/>
+        </w:rPr>
+        <w:t>Trip Cost Breakdown (20 - 25 Pax)</w:t>
+      </w:r>
+    </w:p>
+    <w:p>
+      <w:pPr>
+        <w:rPr>
+          <w:rFonts w:ascii="Arial" w:hAnsi="Arial" w:cs="Arial"/>
+          <w:lang w:val="en-IN"/>
+        </w:rPr>
+      </w:pPr>
+      <w:r>
+        <w:rPr>
+          <w:rFonts w:ascii="Arial" w:hAnsi="Arial" w:cs="Arial"/>
+          <w:lang w:val="en-IN"/>
+        </w:rPr>
+        <w:t>• 01 Night stay in Cochin (3* hotel) with MAP plan</w:t>
+      </w:r>
+      <w:r>
+        <w:rPr>
+          <w:rFonts w:ascii="Arial" w:hAnsi="Arial" w:cs="Arial"/>
+          <w:lang w:val="en-IN"/>
+        </w:rPr>
+        <w:br/>
+        <w:t>• 01 Night stay in Alleppey houseboat with AP plan</w:t>
+      </w:r>
+      <w:r>
+        <w:rPr>
+          <w:rFonts w:ascii="Arial" w:hAnsi="Arial" w:cs="Arial"/>
+          <w:lang w:val="en-IN"/>
+        </w:rPr>
+        <w:br/>
+        <w:t>• Early check-in with breakfast at Cochin</w:t>
+      </w:r>
+      <w:r>
+        <w:rPr>
+          <w:rFonts w:ascii="Arial" w:hAnsi="Arial" w:cs="Arial"/>
+          <w:lang w:val="en-IN"/>
+        </w:rPr>
+        <w:br/>
+        <w:t>• AC vehicle for transfers and sightseeing</w:t>
+      </w:r>
+      <w:r>
+        <w:rPr>
+          <w:rFonts w:ascii="Arial" w:hAnsi="Arial" w:cs="Arial"/>
+          <w:lang w:val="en-IN"/>
+        </w:rPr>
+        <w:br/>
+      </w:r>
+      <w:r>
+        <w:rPr>
+          <w:rFonts w:ascii="Arial" w:hAnsi="Arial" w:cs="Arial"/>
+          <w:lang w:val="en-IN"/>
+        </w:rPr>
+        <w:lastRenderedPageBreak/>
+        <w:t>• Cost varies based on houseboat category and season</w:t>
+      </w:r>
+      <w:r>
+        <w:rPr>
+          <w:rFonts w:ascii="Arial" w:hAnsi="Arial" w:cs="Arial"/>
+          <w:lang w:val="en-IN"/>
+        </w:rPr>
+        <w:pict w14:anchorId="2DA712C3">
           <v:rect id="_x0000_i1030" style="width:0;height:1.5pt" o:hralign="center" o:hrstd="t" o:hr="t" fillcolor="#a0a0a0" stroked="f"/>
         </w:pict>
       </w:r>
@@ -428,30 +520,46 @@
           <w:bCs/>
           <w:lang w:val="en-IN"/>
         </w:rPr>
-        <w:t>Trip Cost Breakdown (20 - 25 Pax)</w:t>
-      </w:r>
-    </w:p>
-    <w:p>
-      <w:pPr>
-        <w:rPr>
-          <w:rFonts w:ascii="Arial" w:hAnsi="Arial" w:cs="Arial"/>
-          <w:lang w:val="en-IN"/>
-        </w:rPr>
-      </w:pPr>
-      <w:r>
-        <w:rPr>
-          <w:rFonts w:ascii="Arial" w:hAnsi="Arial" w:cs="Arial"/>
-          <w:lang w:val="en-IN"/>
-        </w:rPr>
-        <w:t>• 01 Night stay in Cochin (3* hotel) with MAP plan</w:t>
-      </w:r>
-      <w:r>
-        <w:rPr>
-          <w:rFonts w:ascii="Arial" w:hAnsi="Arial" w:cs="Arial"/>
-          <w:lang w:val="en-IN"/>
-        </w:rPr>
-        <w:br/>
-        <w:t>• 01 Night stay in Alleppey houseboat with AP plan</w:t>
+        <w:t>Inclusion</w:t>
+      </w:r>
+    </w:p>
+    <w:p>
+      <w:pPr>
+        <w:rPr>
+          <w:rFonts w:ascii="Arial" w:hAnsi="Arial" w:cs="Arial"/>
+          <w:lang w:val="en-IN"/>
+        </w:rPr>
+      </w:pPr>
+      <w:r>
+        <w:rPr>
+          <w:rFonts w:ascii="Arial" w:hAnsi="Arial" w:cs="Arial"/>
+          <w:lang w:val="en-IN"/>
+        </w:rPr>
+        <w:t>• Accommodation in mentioned hotels/houseboat</w:t>
+      </w:r>
+      <w:r>
+        <w:rPr>
+          <w:rFonts w:ascii="Arial" w:hAnsi="Arial" w:cs="Arial"/>
+          <w:lang w:val="en-IN"/>
+        </w:rPr>
+        <w:br/>
+        <w:t>• Daily breakfast and meals as per plan</w:t>
+      </w:r>
+      <w:r>
+        <w:rPr>
+          <w:rFonts w:ascii="Arial" w:hAnsi="Arial" w:cs="Arial"/>
+          <w:lang w:val="en-IN"/>
+        </w:rPr>
+        <w:br/>
+        <w:t>• AC cab for transfers and sightseeing</w:t>
+      </w:r>
+      <w:r>
+        <w:rPr>
+          <w:rFonts w:ascii="Arial" w:hAnsi="Arial" w:cs="Arial"/>
+          <w:lang w:val="en-IN"/>
+        </w:rPr>
+        <w:br/>
+        <w:t>• Parking charges and toll</w:t>
       </w:r>
       <w:r>
         <w:rPr>
@@ -467,116 +575,34 @@
           <w:lang w:val="en-IN"/>
         </w:rPr>
         <w:br/>
-        <w:t>• AC vehicle for transfers and sightseeing</w:t>
-      </w:r>
-      <w:r>
-        <w:rPr>
-          <w:rFonts w:ascii="Arial" w:hAnsi="Arial" w:cs="Arial"/>
-          <w:lang w:val="en-IN"/>
-        </w:rPr>
-        <w:br/>
-        <w:t>• Cost varies based on houseboat category and season</w:t>
-      </w:r>
-      <w:r>
-        <w:rPr>
-          <w:rFonts w:ascii="Arial" w:hAnsi="Arial" w:cs="Arial"/>
-          <w:lang w:val="en-IN"/>
-        </w:rPr>
-        <w:pict w14:anchorId="2DA712C3">
+        <w:t>• Honeymoon inclusions in houseboat (if applicable)</w:t>
+      </w:r>
+      <w:r>
+        <w:rPr>
+          <w:rFonts w:ascii="Arial" w:hAnsi="Arial" w:cs="Arial"/>
+          <w:lang w:val="en-IN"/>
+        </w:rPr>
+        <w:pict w14:anchorId="7D877FE7">
           <v:rect id="_x0000_i1031" style="width:0;height:1.5pt" o:hralign="center" o:hrstd="t" o:hr="t" fillcolor="#a0a0a0" stroked="f"/>
         </w:pict>
       </w:r>
-      <w:r>
+    </w:p>
+    <w:p>
+      <w:pPr>
         <w:rPr>
           <w:rFonts w:ascii="Arial" w:hAnsi="Arial" w:cs="Arial"/>
           <w:b/>
           <w:bCs/>
           <w:lang w:val="en-IN"/>
         </w:rPr>
-        <w:t>Inclusion</w:t>
-      </w:r>
-    </w:p>
-    <w:p>
-      <w:pPr>
-        <w:rPr>
-          <w:rFonts w:ascii="Arial" w:hAnsi="Arial" w:cs="Arial"/>
-          <w:lang w:val="en-IN"/>
-        </w:rPr>
-      </w:pPr>
-      <w:r>
-        <w:rPr>
-          <w:rFonts w:ascii="Arial" w:hAnsi="Arial" w:cs="Arial"/>
-          <w:lang w:val="en-IN"/>
-        </w:rPr>
-        <w:lastRenderedPageBreak/>
-        <w:t>• Accommodation in mentioned hotels/houseboat</w:t>
-      </w:r>
-      <w:r>
-        <w:rPr>
-          <w:rFonts w:ascii="Arial" w:hAnsi="Arial" w:cs="Arial"/>
-          <w:lang w:val="en-IN"/>
-        </w:rPr>
-        <w:br/>
-        <w:t>• Daily breakfast and meals as per plan</w:t>
-      </w:r>
-      <w:r>
-        <w:rPr>
-          <w:rFonts w:ascii="Arial" w:hAnsi="Arial" w:cs="Arial"/>
-          <w:lang w:val="en-IN"/>
-        </w:rPr>
-        <w:br/>
-        <w:t>• AC cab for transfers and sightseeing</w:t>
-      </w:r>
-      <w:r>
-        <w:rPr>
-          <w:rFonts w:ascii="Arial" w:hAnsi="Arial" w:cs="Arial"/>
-          <w:lang w:val="en-IN"/>
-        </w:rPr>
-        <w:br/>
-        <w:t>• Parking charges and toll</w:t>
-      </w:r>
-      <w:r>
-        <w:rPr>
-          <w:rFonts w:ascii="Arial" w:hAnsi="Arial" w:cs="Arial"/>
-          <w:lang w:val="en-IN"/>
-        </w:rPr>
-        <w:br/>
-        <w:t>• Early check-in with breakfast at Cochin</w:t>
-      </w:r>
-      <w:r>
-        <w:rPr>
-          <w:rFonts w:ascii="Arial" w:hAnsi="Arial" w:cs="Arial"/>
-          <w:lang w:val="en-IN"/>
-        </w:rPr>
-        <w:br/>
-        <w:t>• Honeymoon inclusions in houseboat (if applicable)</w:t>
-      </w:r>
-      <w:r>
-        <w:rPr>
-          <w:rFonts w:ascii="Arial" w:hAnsi="Arial" w:cs="Arial"/>
-          <w:lang w:val="en-IN"/>
-        </w:rPr>
-        <w:pict w14:anchorId="7D877FE7">
-          <v:rect id="_x0000_i1032" style="width:0;height:1.5pt" o:hralign="center" o:hrstd="t" o:hr="t" fillcolor="#a0a0a0" stroked="f"/>
-        </w:pict>
-      </w:r>
-    </w:p>
-    <w:p>
-      <w:pPr>
+      </w:pPr>
+      <w:r>
         <w:rPr>
           <w:rFonts w:ascii="Arial" w:hAnsi="Arial" w:cs="Arial"/>
           <w:b/>
           <w:bCs/>
           <w:lang w:val="en-IN"/>
         </w:rPr>
-      </w:pPr>
-      <w:r>
-        <w:rPr>
-          <w:rFonts w:ascii="Arial" w:hAnsi="Arial" w:cs="Arial"/>
-          <w:b/>
-          <w:bCs/>
-          <w:lang w:val="en-IN"/>
-        </w:rPr>
         <w:t>Exclusion</w:t>
       </w:r>
     </w:p>
@@ -648,7 +674,7 @@
           <w:lang w:val="en-IN"/>
         </w:rPr>
         <w:pict w14:anchorId="5242C28B">
-          <v:rect id="_x0000_i1033" style="width:0;height:1.5pt" o:hralign="center" o:hrstd="t" o:hr="t" fillcolor="#a0a0a0" stroked="f"/>
+          <v:rect id="_x0000_i1032" style="width:0;height:1.5pt" o:hralign="center" o:hrstd="t" o:hr="t" fillcolor="#a0a0a0" stroked="f"/>
         </w:pict>
       </w:r>
     </w:p>
@@ -677,7 +703,7 @@
 </file>
 
 <file path=word/endnotes.xml><?xml version="1.0" encoding="utf-8"?>
-<w:endnotes xmlns:wpc="http://schemas.microsoft.com/office/word/2010/wordprocessingCanvas" xmlns:cx="http://schemas.microsoft.com/office/drawing/2014/chartex" xmlns:cx1="http://schemas.microsoft.com/office/drawing/2015/9/8/chartex" xmlns:cx2="http://schemas.microsoft.com/office/drawing/2015/10/21/chartex" xmlns:cx3="http://schemas.microsoft.com/office/drawing/2016/5/9/chartex" xmlns:cx4="http://schemas.microsoft.com/office/drawing/2016/5/10/chartex" xmlns:cx5="http://schemas.microsoft.com/office/drawing/2016/5/11/chartex" xmlns:cx6="http://schemas.microsoft.com/office/drawing/2016/5/12/chartex" xmlns:cx7="http://schemas.microsoft.com/office/drawing/2016/5/13/chartex" xmlns:cx8="http://schemas.microsoft.com/office/drawing/2016/5/14/chartex" xmlns:mc="http://schemas.openxmlformats.org/markup-compatibility/2006" xmlns:aink="http://schemas.microsoft.com/office/drawing/2016/ink" xmlns:am3d="http://schemas.microsoft.com/office/drawing/2017/model3d" xmlns:o="urn:schemas-microsoft-com:office:office" xmlns:oel="http://schemas.microsoft.com/office/2019/extlst" xmlns:r="http://schemas.openxmlformats.org/officeDocument/2006/relationships" xmlns:m="http://schemas.openxmlformats.org/officeDocument/2006/math" xmlns:v="urn:schemas-microsoft-com:vml" xmlns:wp14="http://schemas.microsoft.com/office/word/2010/wordprocessingDrawing" xmlns:wp="http://schemas.openxmlformats.org/drawingml/2006/wordprocessingDrawing" xmlns:w10="urn:schemas-microsoft-com:office:word" xmlns:w="http://schemas.openxmlformats.org/wordprocessingml/2006/main" xmlns:w14="http://schemas.microsoft.com/office/word/2010/wordml" xmlns:w15="http://schemas.microsoft.com/office/word/2012/wordml" xmlns:w16cex="http://schemas.microsoft.com/office/word/2018/wordml/cex" xmlns:w16cid="http://schemas.microsoft.com/office/word/2016/wordml/cid" xmlns:w16="http://schemas.microsoft.com/office/word/2018/wordml" xmlns:w16du="http://schemas.microsoft.com/office/word/2023/wordml/word16du" xmlns:w16sdtdh="http://schemas.microsoft.com/office/word/2020/wordml/sdtdatahash" xmlns:w16sdtfl="http://schemas.microsoft.com/office/word/2024/wordml/sdtformatlock" xmlns:w16se="http://schemas.microsoft.com/office/word/2015/wordml/symex" xmlns:wpg="http://schemas.microsoft.com/office/word/2010/wordprocessingGroup" xmlns:wpi="http://schemas.microsoft.com/office/word/2010/wordprocessingInk" xmlns:wne="http://schemas.microsoft.com/office/word/2006/wordml" xmlns:wps="http://schemas.microsoft.com/office/word/2010/wordprocessingShape" mc:Ignorable="w14 w15 w16se w16cid w16 w16cex w16sdtdh w16sdtfl w16du wp14">
+<w:endnotes xmlns:wpc="http://schemas.microsoft.com/office/word/2010/wordprocessingCanvas" xmlns:cx="http://schemas.microsoft.com/office/drawing/2014/chartex" xmlns:cx1="http://schemas.microsoft.com/office/drawing/2015/9/8/chartex" xmlns:cx2="http://schemas.microsoft.com/office/drawing/2015/10/21/chartex" xmlns:cx3="http://schemas.microsoft.com/office/drawing/2016/5/9/chartex" xmlns:cx4="http://schemas.microsoft.com/office/drawing/2016/5/10/chartex" xmlns:cx5="http://schemas.microsoft.com/office/drawing/2016/5/11/chartex" xmlns:cx6="http://schemas.microsoft.com/office/drawing/2016/5/12/chartex" xmlns:cx7="http://schemas.microsoft.com/office/drawing/2016/5/13/chartex" xmlns:cx8="http://schemas.microsoft.com/office/drawing/2016/5/14/chartex" xmlns:mc="http://schemas.openxmlformats.org/markup-compatibility/2006" xmlns:aink="http://schemas.microsoft.com/office/drawing/2016/ink" xmlns:am3d="http://schemas.microsoft.com/office/drawing/2017/model3d" xmlns:o="urn:schemas-microsoft-com:office:office" xmlns:r="http://schemas.openxmlformats.org/officeDocument/2006/relationships" xmlns:m="http://schemas.openxmlformats.org/officeDocument/2006/math" xmlns:v="urn:schemas-microsoft-com:vml" xmlns:wp14="http://schemas.microsoft.com/office/word/2010/wordprocessingDrawing" xmlns:wp="http://schemas.openxmlformats.org/drawingml/2006/wordprocessingDrawing" xmlns:w10="urn:schemas-microsoft-com:office:word" xmlns:w="http://schemas.openxmlformats.org/wordprocessingml/2006/main" xmlns:w14="http://schemas.microsoft.com/office/word/2010/wordml" xmlns:w15="http://schemas.microsoft.com/office/word/2012/wordml" xmlns:w16cid="http://schemas.microsoft.com/office/word/2016/wordml/cid" xmlns:w16se="http://schemas.microsoft.com/office/word/2015/wordml/symex" xmlns:wpg="http://schemas.microsoft.com/office/word/2010/wordprocessingGroup" xmlns:wpi="http://schemas.microsoft.com/office/word/2010/wordprocessingInk" xmlns:wne="http://schemas.microsoft.com/office/word/2006/wordml" xmlns:wps="http://schemas.microsoft.com/office/word/2010/wordprocessingShape" mc:Ignorable="w14 w15 w16se w16cid wp14">
   <w:endnote w:type="separator" w:id="-1">
     <w:p>
       <w:pPr>
@@ -702,7 +728,7 @@
 </file>
 
 <file path=word/footer1.xml><?xml version="1.0" encoding="utf-8"?>
-<w:ftr xmlns:wpc="http://schemas.microsoft.com/office/word/2010/wordprocessingCanvas" xmlns:cx="http://schemas.microsoft.com/office/drawing/2014/chartex" xmlns:cx1="http://schemas.microsoft.com/office/drawing/2015/9/8/chartex" xmlns:cx2="http://schemas.microsoft.com/office/drawing/2015/10/21/chartex" xmlns:cx3="http://schemas.microsoft.com/office/drawing/2016/5/9/chartex" xmlns:cx4="http://schemas.microsoft.com/office/drawing/2016/5/10/chartex" xmlns:cx5="http://schemas.microsoft.com/office/drawing/2016/5/11/chartex" xmlns:cx6="http://schemas.microsoft.com/office/drawing/2016/5/12/chartex" xmlns:cx7="http://schemas.microsoft.com/office/drawing/2016/5/13/chartex" xmlns:cx8="http://schemas.microsoft.com/office/drawing/2016/5/14/chartex" xmlns:mc="http://schemas.openxmlformats.org/markup-compatibility/2006" xmlns:aink="http://schemas.microsoft.com/office/drawing/2016/ink" xmlns:am3d="http://schemas.microsoft.com/office/drawing/2017/model3d" xmlns:o="urn:schemas-microsoft-com:office:office" xmlns:oel="http://schemas.microsoft.com/office/2019/extlst" xmlns:r="http://schemas.openxmlformats.org/officeDocument/2006/relationships" xmlns:m="http://schemas.openxmlformats.org/officeDocument/2006/math" xmlns:v="urn:schemas-microsoft-com:vml" xmlns:wp14="http://schemas.microsoft.com/office/word/2010/wordprocessingDrawing" xmlns:wp="http://schemas.openxmlformats.org/drawingml/2006/wordprocessingDrawing" xmlns:w10="urn:schemas-microsoft-com:office:word" xmlns:w="http://schemas.openxmlformats.org/wordprocessingml/2006/main" xmlns:w14="http://schemas.microsoft.com/office/word/2010/wordml" xmlns:w15="http://schemas.microsoft.com/office/word/2012/wordml" xmlns:w16cex="http://schemas.microsoft.com/office/word/2018/wordml/cex" xmlns:w16cid="http://schemas.microsoft.com/office/word/2016/wordml/cid" xmlns:w16="http://schemas.microsoft.com/office/word/2018/wordml" xmlns:w16du="http://schemas.microsoft.com/office/word/2023/wordml/word16du" xmlns:w16sdtdh="http://schemas.microsoft.com/office/word/2020/wordml/sdtdatahash" xmlns:w16sdtfl="http://schemas.microsoft.com/office/word/2024/wordml/sdtformatlock" xmlns:w16se="http://schemas.microsoft.com/office/word/2015/wordml/symex" xmlns:wpg="http://schemas.microsoft.com/office/word/2010/wordprocessingGroup" xmlns:wpi="http://schemas.microsoft.com/office/word/2010/wordprocessingInk" xmlns:wne="http://schemas.microsoft.com/office/word/2006/wordml" xmlns:wps="http://schemas.microsoft.com/office/word/2010/wordprocessingShape" mc:Ignorable="w14 w15 w16se w16cid w16 w16cex w16sdtdh w16sdtfl w16du wp14">
+<w:ftr xmlns:wpc="http://schemas.microsoft.com/office/word/2010/wordprocessingCanvas" xmlns:cx="http://schemas.microsoft.com/office/drawing/2014/chartex" xmlns:cx1="http://schemas.microsoft.com/office/drawing/2015/9/8/chartex" xmlns:cx2="http://schemas.microsoft.com/office/drawing/2015/10/21/chartex" xmlns:cx3="http://schemas.microsoft.com/office/drawing/2016/5/9/chartex" xmlns:cx4="http://schemas.microsoft.com/office/drawing/2016/5/10/chartex" xmlns:cx5="http://schemas.microsoft.com/office/drawing/2016/5/11/chartex" xmlns:cx6="http://schemas.microsoft.com/office/drawing/2016/5/12/chartex" xmlns:cx7="http://schemas.microsoft.com/office/drawing/2016/5/13/chartex" xmlns:cx8="http://schemas.microsoft.com/office/drawing/2016/5/14/chartex" xmlns:mc="http://schemas.openxmlformats.org/markup-compatibility/2006" xmlns:aink="http://schemas.microsoft.com/office/drawing/2016/ink" xmlns:am3d="http://schemas.microsoft.com/office/drawing/2017/model3d" xmlns:o="urn:schemas-microsoft-com:office:office" xmlns:r="http://schemas.openxmlformats.org/officeDocument/2006/relationships" xmlns:m="http://schemas.openxmlformats.org/officeDocument/2006/math" xmlns:v="urn:schemas-microsoft-com:vml" xmlns:wp14="http://schemas.microsoft.com/office/word/2010/wordprocessingDrawing" xmlns:wp="http://schemas.openxmlformats.org/drawingml/2006/wordprocessingDrawing" xmlns:w10="urn:schemas-microsoft-com:office:word" xmlns:w="http://schemas.openxmlformats.org/wordprocessingml/2006/main" xmlns:w14="http://schemas.microsoft.com/office/word/2010/wordml" xmlns:w15="http://schemas.microsoft.com/office/word/2012/wordml" xmlns:w16cid="http://schemas.microsoft.com/office/word/2016/wordml/cid" xmlns:w16se="http://schemas.microsoft.com/office/word/2015/wordml/symex" xmlns:wpg="http://schemas.microsoft.com/office/word/2010/wordprocessingGroup" xmlns:wpi="http://schemas.microsoft.com/office/word/2010/wordprocessingInk" xmlns:wne="http://schemas.microsoft.com/office/word/2006/wordml" xmlns:wps="http://schemas.microsoft.com/office/word/2010/wordprocessingShape" mc:Ignorable="w14 w15 w16se w16cid wp14">
   <w:p>
     <w:pPr>
       <w:pStyle w:val="Footer"/>
@@ -801,7 +827,7 @@
 </file>
 
 <file path=word/footnotes.xml><?xml version="1.0" encoding="utf-8"?>
-<w:footnotes xmlns:wpc="http://schemas.microsoft.com/office/word/2010/wordprocessingCanvas" xmlns:cx="http://schemas.microsoft.com/office/drawing/2014/chartex" xmlns:cx1="http://schemas.microsoft.com/office/drawing/2015/9/8/chartex" xmlns:cx2="http://schemas.microsoft.com/office/drawing/2015/10/21/chartex" xmlns:cx3="http://schemas.microsoft.com/office/drawing/2016/5/9/chartex" xmlns:cx4="http://schemas.microsoft.com/office/drawing/2016/5/10/chartex" xmlns:cx5="http://schemas.microsoft.com/office/drawing/2016/5/11/chartex" xmlns:cx6="http://schemas.microsoft.com/office/drawing/2016/5/12/chartex" xmlns:cx7="http://schemas.microsoft.com/office/drawing/2016/5/13/chartex" xmlns:cx8="http://schemas.microsoft.com/office/drawing/2016/5/14/chartex" xmlns:mc="http://schemas.openxmlformats.org/markup-compatibility/2006" xmlns:aink="http://schemas.microsoft.com/office/drawing/2016/ink" xmlns:am3d="http://schemas.microsoft.com/office/drawing/2017/model3d" xmlns:o="urn:schemas-microsoft-com:office:office" xmlns:oel="http://schemas.microsoft.com/office/2019/extlst" xmlns:r="http://schemas.openxmlformats.org/officeDocument/2006/relationships" xmlns:m="http://schemas.openxmlformats.org/officeDocument/2006/math" xmlns:v="urn:schemas-microsoft-com:vml" xmlns:wp14="http://schemas.microsoft.com/office/word/2010/wordprocessingDrawing" xmlns:wp="http://schemas.openxmlformats.org/drawingml/2006/wordprocessingDrawing" xmlns:w10="urn:schemas-microsoft-com:office:word" xmlns:w="http://schemas.openxmlformats.org/wordprocessingml/2006/main" xmlns:w14="http://schemas.microsoft.com/office/word/2010/wordml" xmlns:w15="http://schemas.microsoft.com/office/word/2012/wordml" xmlns:w16cex="http://schemas.microsoft.com/office/word/2018/wordml/cex" xmlns:w16cid="http://schemas.microsoft.com/office/word/2016/wordml/cid" xmlns:w16="http://schemas.microsoft.com/office/word/2018/wordml" xmlns:w16du="http://schemas.microsoft.com/office/word/2023/wordml/word16du" xmlns:w16sdtdh="http://schemas.microsoft.com/office/word/2020/wordml/sdtdatahash" xmlns:w16sdtfl="http://schemas.microsoft.com/office/word/2024/wordml/sdtformatlock" xmlns:w16se="http://schemas.microsoft.com/office/word/2015/wordml/symex" xmlns:wpg="http://schemas.microsoft.com/office/word/2010/wordprocessingGroup" xmlns:wpi="http://schemas.microsoft.com/office/word/2010/wordprocessingInk" xmlns:wne="http://schemas.microsoft.com/office/word/2006/wordml" xmlns:wps="http://schemas.microsoft.com/office/word/2010/wordprocessingShape" mc:Ignorable="w14 w15 w16se w16cid w16 w16cex w16sdtdh w16sdtfl w16du wp14">
+<w:footnotes xmlns:wpc="http://schemas.microsoft.com/office/word/2010/wordprocessingCanvas" xmlns:cx="http://schemas.microsoft.com/office/drawing/2014/chartex" xmlns:cx1="http://schemas.microsoft.com/office/drawing/2015/9/8/chartex" xmlns:cx2="http://schemas.microsoft.com/office/drawing/2015/10/21/chartex" xmlns:cx3="http://schemas.microsoft.com/office/drawing/2016/5/9/chartex" xmlns:cx4="http://schemas.microsoft.com/office/drawing/2016/5/10/chartex" xmlns:cx5="http://schemas.microsoft.com/office/drawing/2016/5/11/chartex" xmlns:cx6="http://schemas.microsoft.com/office/drawing/2016/5/12/chartex" xmlns:cx7="http://schemas.microsoft.com/office/drawing/2016/5/13/chartex" xmlns:cx8="http://schemas.microsoft.com/office/drawing/2016/5/14/chartex" xmlns:mc="http://schemas.openxmlformats.org/markup-compatibility/2006" xmlns:aink="http://schemas.microsoft.com/office/drawing/2016/ink" xmlns:am3d="http://schemas.microsoft.com/office/drawing/2017/model3d" xmlns:o="urn:schemas-microsoft-com:office:office" xmlns:r="http://schemas.openxmlformats.org/officeDocument/2006/relationships" xmlns:m="http://schemas.openxmlformats.org/officeDocument/2006/math" xmlns:v="urn:schemas-microsoft-com:vml" xmlns:wp14="http://schemas.microsoft.com/office/word/2010/wordprocessingDrawing" xmlns:wp="http://schemas.openxmlformats.org/drawingml/2006/wordprocessingDrawing" xmlns:w10="urn:schemas-microsoft-com:office:word" xmlns:w="http://schemas.openxmlformats.org/wordprocessingml/2006/main" xmlns:w14="http://schemas.microsoft.com/office/word/2010/wordml" xmlns:w15="http://schemas.microsoft.com/office/word/2012/wordml" xmlns:w16cid="http://schemas.microsoft.com/office/word/2016/wordml/cid" xmlns:w16se="http://schemas.microsoft.com/office/word/2015/wordml/symex" xmlns:wpg="http://schemas.microsoft.com/office/word/2010/wordprocessingGroup" xmlns:wpi="http://schemas.microsoft.com/office/word/2010/wordprocessingInk" xmlns:wne="http://schemas.microsoft.com/office/word/2006/wordml" xmlns:wps="http://schemas.microsoft.com/office/word/2010/wordprocessingShape" mc:Ignorable="w14 w15 w16se w16cid wp14">
   <w:footnote w:type="separator" w:id="-1">
     <w:p>
       <w:pPr>
@@ -826,7 +852,7 @@
 </file>
 
 <file path=word/numbering.xml><?xml version="1.0" encoding="utf-8"?>
-<w:numbering xmlns:wpc="http://schemas.microsoft.com/office/word/2010/wordprocessingCanvas" xmlns:cx="http://schemas.microsoft.com/office/drawing/2014/chartex" xmlns:cx1="http://schemas.microsoft.com/office/drawing/2015/9/8/chartex" xmlns:cx2="http://schemas.microsoft.com/office/drawing/2015/10/21/chartex" xmlns:cx3="http://schemas.microsoft.com/office/drawing/2016/5/9/chartex" xmlns:cx4="http://schemas.microsoft.com/office/drawing/2016/5/10/chartex" xmlns:cx5="http://schemas.microsoft.com/office/drawing/2016/5/11/chartex" xmlns:cx6="http://schemas.microsoft.com/office/drawing/2016/5/12/chartex" xmlns:cx7="http://schemas.microsoft.com/office/drawing/2016/5/13/chartex" xmlns:cx8="http://schemas.microsoft.com/office/drawing/2016/5/14/chartex" xmlns:mc="http://schemas.openxmlformats.org/markup-compatibility/2006" xmlns:aink="http://schemas.microsoft.com/office/drawing/2016/ink" xmlns:am3d="http://schemas.microsoft.com/office/drawing/2017/model3d" xmlns:o="urn:schemas-microsoft-com:office:office" xmlns:oel="http://schemas.microsoft.com/office/2019/extlst" xmlns:r="http://schemas.openxmlformats.org/officeDocument/2006/relationships" xmlns:m="http://schemas.openxmlformats.org/officeDocument/2006/math" xmlns:v="urn:schemas-microsoft-com:vml" xmlns:wp14="http://schemas.microsoft.com/office/word/2010/wordprocessingDrawing" xmlns:wp="http://schemas.openxmlformats.org/drawingml/2006/wordprocessingDrawing" xmlns:w10="urn:schemas-microsoft-com:office:word" xmlns:w="http://schemas.openxmlformats.org/wordprocessingml/2006/main" xmlns:w14="http://schemas.microsoft.com/office/word/2010/wordml" xmlns:w15="http://schemas.microsoft.com/office/word/2012/wordml" xmlns:w16cex="http://schemas.microsoft.com/office/word/2018/wordml/cex" xmlns:w16cid="http://schemas.microsoft.com/office/word/2016/wordml/cid" xmlns:w16="http://schemas.microsoft.com/office/word/2018/wordml" xmlns:w16du="http://schemas.microsoft.com/office/word/2023/wordml/word16du" xmlns:w16sdtdh="http://schemas.microsoft.com/office/word/2020/wordml/sdtdatahash" xmlns:w16sdtfl="http://schemas.microsoft.com/office/word/2024/wordml/sdtformatlock" xmlns:w16se="http://schemas.microsoft.com/office/word/2015/wordml/symex" xmlns:wpg="http://schemas.microsoft.com/office/word/2010/wordprocessingGroup" xmlns:wpi="http://schemas.microsoft.com/office/word/2010/wordprocessingInk" xmlns:wne="http://schemas.microsoft.com/office/word/2006/wordml" xmlns:wps="http://schemas.microsoft.com/office/word/2010/wordprocessingShape" mc:Ignorable="w14 w15 w16se w16cid w16 w16cex w16sdtdh w16sdtfl w16du wp14">
+<w:numbering xmlns:wpc="http://schemas.microsoft.com/office/word/2010/wordprocessingCanvas" xmlns:cx="http://schemas.microsoft.com/office/drawing/2014/chartex" xmlns:cx1="http://schemas.microsoft.com/office/drawing/2015/9/8/chartex" xmlns:cx2="http://schemas.microsoft.com/office/drawing/2015/10/21/chartex" xmlns:cx3="http://schemas.microsoft.com/office/drawing/2016/5/9/chartex" xmlns:cx4="http://schemas.microsoft.com/office/drawing/2016/5/10/chartex" xmlns:cx5="http://schemas.microsoft.com/office/drawing/2016/5/11/chartex" xmlns:cx6="http://schemas.microsoft.com/office/drawing/2016/5/12/chartex" xmlns:cx7="http://schemas.microsoft.com/office/drawing/2016/5/13/chartex" xmlns:cx8="http://schemas.microsoft.com/office/drawing/2016/5/14/chartex" xmlns:mc="http://schemas.openxmlformats.org/markup-compatibility/2006" xmlns:aink="http://schemas.microsoft.com/office/drawing/2016/ink" xmlns:am3d="http://schemas.microsoft.com/office/drawing/2017/model3d" xmlns:o="urn:schemas-microsoft-com:office:office" xmlns:r="http://schemas.openxmlformats.org/officeDocument/2006/relationships" xmlns:m="http://schemas.openxmlformats.org/officeDocument/2006/math" xmlns:v="urn:schemas-microsoft-com:vml" xmlns:wp14="http://schemas.microsoft.com/office/word/2010/wordprocessingDrawing" xmlns:wp="http://schemas.openxmlformats.org/drawingml/2006/wordprocessingDrawing" xmlns:w10="urn:schemas-microsoft-com:office:word" xmlns:w="http://schemas.openxmlformats.org/wordprocessingml/2006/main" xmlns:w14="http://schemas.microsoft.com/office/word/2010/wordml" xmlns:w15="http://schemas.microsoft.com/office/word/2012/wordml" xmlns:w16cid="http://schemas.microsoft.com/office/word/2016/wordml/cid" xmlns:w16se="http://schemas.microsoft.com/office/word/2015/wordml/symex" xmlns:wpg="http://schemas.microsoft.com/office/word/2010/wordprocessingGroup" xmlns:wpi="http://schemas.microsoft.com/office/word/2010/wordprocessingInk" xmlns:wne="http://schemas.microsoft.com/office/word/2006/wordml" xmlns:wps="http://schemas.microsoft.com/office/word/2010/wordprocessingShape" mc:Ignorable="w14 w15 w16se w16cid wp14">
   <w:abstractNum w:abstractNumId="0" w15:restartNumberingAfterBreak="0">
     <w:nsid w:val="17972555"/>
     <w:multiLevelType w:val="multilevel"/>
@@ -976,14 +1002,14 @@
       </w:rPr>
     </w:lvl>
   </w:abstractNum>
-  <w:num w:numId="1" w16cid:durableId="2049135444">
+  <w:num w:numId="1">
     <w:abstractNumId w:val="0"/>
   </w:num>
 </w:numbering>
 </file>
 
 <file path=word/styles.xml><?xml version="1.0" encoding="utf-8"?>
-<w:styles xmlns:mc="http://schemas.openxmlformats.org/markup-compatibility/2006" xmlns:r="http://schemas.openxmlformats.org/officeDocument/2006/relationships" xmlns:w="http://schemas.openxmlformats.org/wordprocessingml/2006/main" xmlns:w14="http://schemas.microsoft.com/office/word/2010/wordml" xmlns:w15="http://schemas.microsoft.com/office/word/2012/wordml" xmlns:w16cex="http://schemas.microsoft.com/office/word/2018/wordml/cex" xmlns:w16cid="http://schemas.microsoft.com/office/word/2016/wordml/cid" xmlns:w16="http://schemas.microsoft.com/office/word/2018/wordml" xmlns:w16du="http://schemas.microsoft.com/office/word/2023/wordml/word16du" xmlns:w16sdtdh="http://schemas.microsoft.com/office/word/2020/wordml/sdtdatahash" xmlns:w16sdtfl="http://schemas.microsoft.com/office/word/2024/wordml/sdtformatlock" xmlns:w16se="http://schemas.microsoft.com/office/word/2015/wordml/symex" mc:Ignorable="w14 w15 w16se w16cid w16 w16cex w16sdtdh w16sdtfl w16du">
+<w:styles xmlns:mc="http://schemas.openxmlformats.org/markup-compatibility/2006" xmlns:r="http://schemas.openxmlformats.org/officeDocument/2006/relationships" xmlns:w="http://schemas.openxmlformats.org/wordprocessingml/2006/main" xmlns:w14="http://schemas.microsoft.com/office/word/2010/wordml" xmlns:w15="http://schemas.microsoft.com/office/word/2012/wordml" xmlns:w16cid="http://schemas.microsoft.com/office/word/2016/wordml/cid" xmlns:w16se="http://schemas.microsoft.com/office/word/2015/wordml/symex" mc:Ignorable="w14 w15 w16se w16cid">
   <w:docDefaults>
     <w:rPrDefault>
       <w:rPr>
@@ -999,7 +1025,7 @@
       </w:pPr>
     </w:pPrDefault>
   </w:docDefaults>
-  <w:latentStyles w:defLockedState="0" w:defUIPriority="99" w:defSemiHidden="0" w:defUnhideWhenUsed="0" w:defQFormat="0" w:count="376">
+  <w:latentStyles w:defLockedState="0" w:defUIPriority="99" w:defSemiHidden="0" w:defUnhideWhenUsed="0" w:defQFormat="0" w:count="375">
     <w:lsdException w:name="Normal" w:uiPriority="0" w:qFormat="1"/>
     <w:lsdException w:name="heading 1" w:uiPriority="9" w:qFormat="1"/>
     <w:lsdException w:name="heading 2" w:semiHidden="1" w:uiPriority="9" w:unhideWhenUsed="1" w:qFormat="1"/>
@@ -1375,7 +1401,6 @@
     <w:lsdException w:name="Smart Hyperlink" w:semiHidden="1" w:unhideWhenUsed="1"/>
     <w:lsdException w:name="Hashtag" w:semiHidden="1" w:unhideWhenUsed="1"/>
     <w:lsdException w:name="Unresolved Mention" w:semiHidden="1" w:unhideWhenUsed="1"/>
-    <w:lsdException w:name="Smart Link" w:semiHidden="1" w:unhideWhenUsed="1"/>
   </w:latentStyles>
   <w:style w:type="paragraph" w:default="1" w:styleId="Normal">
     <w:name w:val="Normal"/>
@@ -1391,6 +1416,7 @@
   <w:style w:type="character" w:default="1" w:styleId="DefaultParagraphFont">
     <w:name w:val="Default Paragraph Font"/>
     <w:uiPriority w:val="1"/>
+    <w:semiHidden/>
     <w:unhideWhenUsed/>
   </w:style>
   <w:style w:type="table" w:default="1" w:styleId="TableNormal">
